--- a/docs/08-Research-Standards/📖 PROJECT UIL - RESEARCH AND METHODOLOGY.docx
+++ b/docs/08-Research-Standards/📖 PROJECT UIL - RESEARCH AND METHODOLOGY.docx
@@ -58,7 +58,7 @@
     <w:p>
       <w:r>
         <w:pict w14:anchorId="33549A60">
-          <v:rect id="_x0000_i1205" style="width:0;height:1.5pt" o:hralign="center" o:hrstd="t" o:hr="t" fillcolor="#a0a0a0" stroked="f"/>
+          <v:rect id="_x0000_i1025" style="width:0;height:1.5pt" o:hralign="center" o:hrstd="t" o:hr="t" fillcolor="#a0a0a0" stroked="f"/>
         </w:pict>
       </w:r>
     </w:p>
@@ -166,7 +166,7 @@
     <w:p>
       <w:r>
         <w:pict w14:anchorId="4FB3225A">
-          <v:rect id="_x0000_i1206" style="width:0;height:1.5pt" o:hralign="center" o:hrstd="t" o:hr="t" fillcolor="#a0a0a0" stroked="f"/>
+          <v:rect id="_x0000_i1026" style="width:0;height:1.5pt" o:hralign="center" o:hrstd="t" o:hr="t" fillcolor="#a0a0a0" stroked="f"/>
         </w:pict>
       </w:r>
     </w:p>
@@ -268,7 +268,7 @@
       <w:r>
         <w:lastRenderedPageBreak/>
         <w:pict w14:anchorId="2639A97E">
-          <v:rect id="_x0000_i1207" style="width:0;height:1.5pt" o:hralign="center" o:hrstd="t" o:hr="t" fillcolor="#a0a0a0" stroked="f"/>
+          <v:rect id="_x0000_i1027" style="width:0;height:1.5pt" o:hralign="center" o:hrstd="t" o:hr="t" fillcolor="#a0a0a0" stroked="f"/>
         </w:pict>
       </w:r>
     </w:p>
@@ -365,7 +365,7 @@
     <w:p>
       <w:r>
         <w:pict w14:anchorId="0D28159A">
-          <v:rect id="_x0000_i1208" style="width:0;height:1.5pt" o:hralign="center" o:hrstd="t" o:hr="t" fillcolor="#a0a0a0" stroked="f"/>
+          <v:rect id="_x0000_i1028" style="width:0;height:1.5pt" o:hralign="center" o:hrstd="t" o:hr="t" fillcolor="#a0a0a0" stroked="f"/>
         </w:pict>
       </w:r>
     </w:p>
@@ -483,7 +483,7 @@
     <w:p>
       <w:r>
         <w:pict w14:anchorId="55D16BB8">
-          <v:rect id="_x0000_i1209" style="width:0;height:1.5pt" o:hralign="center" o:hrstd="t" o:hr="t" fillcolor="#a0a0a0" stroked="f"/>
+          <v:rect id="_x0000_i1029" style="width:0;height:1.5pt" o:hralign="center" o:hrstd="t" o:hr="t" fillcolor="#a0a0a0" stroked="f"/>
         </w:pict>
       </w:r>
     </w:p>
@@ -530,7 +530,7 @@
     <w:p>
       <w:r>
         <w:pict w14:anchorId="5E1E4337">
-          <v:rect id="_x0000_i1210" style="width:0;height:1.5pt" o:hralign="center" o:hrstd="t" o:hr="t" fillcolor="#a0a0a0" stroked="f"/>
+          <v:rect id="_x0000_i1030" style="width:0;height:1.5pt" o:hralign="center" o:hrstd="t" o:hr="t" fillcolor="#a0a0a0" stroked="f"/>
         </w:pict>
       </w:r>
     </w:p>
@@ -562,7 +562,7 @@
     <w:p>
       <w:r>
         <w:pict w14:anchorId="4A0578DC">
-          <v:rect id="_x0000_i1211" style="width:0;height:1.5pt" o:hralign="center" o:hrstd="t" o:hr="t" fillcolor="#a0a0a0" stroked="f"/>
+          <v:rect id="_x0000_i1031" style="width:0;height:1.5pt" o:hralign="center" o:hrstd="t" o:hr="t" fillcolor="#a0a0a0" stroked="f"/>
         </w:pict>
       </w:r>
     </w:p>
@@ -594,7 +594,7 @@
     <w:p>
       <w:r>
         <w:pict w14:anchorId="4EFA6EA1">
-          <v:rect id="_x0000_i1212" style="width:0;height:1.5pt" o:hralign="center" o:hrstd="t" o:hr="t" fillcolor="#a0a0a0" stroked="f"/>
+          <v:rect id="_x0000_i1032" style="width:0;height:1.5pt" o:hralign="center" o:hrstd="t" o:hr="t" fillcolor="#a0a0a0" stroked="f"/>
         </w:pict>
       </w:r>
     </w:p>
@@ -626,7 +626,7 @@
     <w:p>
       <w:r>
         <w:pict w14:anchorId="7873071A">
-          <v:rect id="_x0000_i1213" style="width:0;height:1.5pt" o:hralign="center" o:hrstd="t" o:hr="t" fillcolor="#a0a0a0" stroked="f"/>
+          <v:rect id="_x0000_i1033" style="width:0;height:1.5pt" o:hralign="center" o:hrstd="t" o:hr="t" fillcolor="#a0a0a0" stroked="f"/>
         </w:pict>
       </w:r>
     </w:p>
@@ -653,7 +653,7 @@
     <w:p>
       <w:r>
         <w:pict w14:anchorId="6FE470DF">
-          <v:rect id="_x0000_i1214" style="width:0;height:1.5pt" o:hralign="center" o:hrstd="t" o:hr="t" fillcolor="#a0a0a0" stroked="f"/>
+          <v:rect id="_x0000_i1034" style="width:0;height:1.5pt" o:hralign="center" o:hrstd="t" o:hr="t" fillcolor="#a0a0a0" stroked="f"/>
         </w:pict>
       </w:r>
     </w:p>
@@ -680,7 +680,7 @@
     <w:p>
       <w:r>
         <w:pict w14:anchorId="29CB01BD">
-          <v:rect id="_x0000_i1215" style="width:0;height:1.5pt" o:hralign="center" o:hrstd="t" o:hr="t" fillcolor="#a0a0a0" stroked="f"/>
+          <v:rect id="_x0000_i1035" style="width:0;height:1.5pt" o:hralign="center" o:hrstd="t" o:hr="t" fillcolor="#a0a0a0" stroked="f"/>
         </w:pict>
       </w:r>
     </w:p>
@@ -713,7 +713,7 @@
       <w:r>
         <w:lastRenderedPageBreak/>
         <w:pict w14:anchorId="6C0E8AB2">
-          <v:rect id="_x0000_i1216" style="width:0;height:1.5pt" o:hralign="center" o:hrstd="t" o:hr="t" fillcolor="#a0a0a0" stroked="f"/>
+          <v:rect id="_x0000_i1036" style="width:0;height:1.5pt" o:hralign="center" o:hrstd="t" o:hr="t" fillcolor="#a0a0a0" stroked="f"/>
         </w:pict>
       </w:r>
     </w:p>
@@ -899,7 +899,7 @@
     <w:p>
       <w:r>
         <w:pict w14:anchorId="04EBC31B">
-          <v:rect id="_x0000_i1217" style="width:0;height:1.5pt" o:hralign="center" o:hrstd="t" o:hr="t" fillcolor="#a0a0a0" stroked="f"/>
+          <v:rect id="_x0000_i1037" style="width:0;height:1.5pt" o:hralign="center" o:hrstd="t" o:hr="t" fillcolor="#a0a0a0" stroked="f"/>
         </w:pict>
       </w:r>
     </w:p>
@@ -951,7 +951,7 @@
     <w:p>
       <w:r>
         <w:pict w14:anchorId="63A8A0C6">
-          <v:rect id="_x0000_i1218" style="width:0;height:1.5pt" o:hralign="center" o:hrstd="t" o:hr="t" fillcolor="#a0a0a0" stroked="f"/>
+          <v:rect id="_x0000_i1038" style="width:0;height:1.5pt" o:hralign="center" o:hrstd="t" o:hr="t" fillcolor="#a0a0a0" stroked="f"/>
         </w:pict>
       </w:r>
     </w:p>
@@ -984,7 +984,7 @@
       <w:r>
         <w:lastRenderedPageBreak/>
         <w:pict w14:anchorId="572CAE16">
-          <v:rect id="_x0000_i1219" style="width:0;height:1.5pt" o:hralign="center" o:hrstd="t" o:hr="t" fillcolor="#a0a0a0" stroked="f"/>
+          <v:rect id="_x0000_i1039" style="width:0;height:1.5pt" o:hralign="center" o:hrstd="t" o:hr="t" fillcolor="#a0a0a0" stroked="f"/>
         </w:pict>
       </w:r>
     </w:p>
@@ -1016,7 +1016,7 @@
     <w:p>
       <w:r>
         <w:pict w14:anchorId="681F59E2">
-          <v:rect id="_x0000_i1220" style="width:0;height:1.5pt" o:hralign="center" o:hrstd="t" o:hr="t" fillcolor="#a0a0a0" stroked="f"/>
+          <v:rect id="_x0000_i1040" style="width:0;height:1.5pt" o:hralign="center" o:hrstd="t" o:hr="t" fillcolor="#a0a0a0" stroked="f"/>
         </w:pict>
       </w:r>
     </w:p>
@@ -1048,7 +1048,7 @@
     <w:p>
       <w:r>
         <w:pict w14:anchorId="15C80F6B">
-          <v:rect id="_x0000_i1221" style="width:0;height:1.5pt" o:hralign="center" o:hrstd="t" o:hr="t" fillcolor="#a0a0a0" stroked="f"/>
+          <v:rect id="_x0000_i1041" style="width:0;height:1.5pt" o:hralign="center" o:hrstd="t" o:hr="t" fillcolor="#a0a0a0" stroked="f"/>
         </w:pict>
       </w:r>
     </w:p>
@@ -1080,7 +1080,7 @@
     <w:p>
       <w:r>
         <w:pict w14:anchorId="370426F5">
-          <v:rect id="_x0000_i1222" style="width:0;height:1.5pt" o:hralign="center" o:hrstd="t" o:hr="t" fillcolor="#a0a0a0" stroked="f"/>
+          <v:rect id="_x0000_i1042" style="width:0;height:1.5pt" o:hralign="center" o:hrstd="t" o:hr="t" fillcolor="#a0a0a0" stroked="f"/>
         </w:pict>
       </w:r>
     </w:p>
@@ -1207,7 +1207,7 @@
     <w:p>
       <w:r>
         <w:pict w14:anchorId="3557497D">
-          <v:rect id="_x0000_i1223" style="width:0;height:1.5pt" o:hralign="center" o:hrstd="t" o:hr="t" fillcolor="#a0a0a0" stroked="f"/>
+          <v:rect id="_x0000_i1043" style="width:0;height:1.5pt" o:hralign="center" o:hrstd="t" o:hr="t" fillcolor="#a0a0a0" stroked="f"/>
         </w:pict>
       </w:r>
     </w:p>
@@ -1306,7 +1306,7 @@
     <w:p>
       <w:r>
         <w:pict w14:anchorId="70AB1AFF">
-          <v:rect id="_x0000_i1224" style="width:0;height:1.5pt" o:hralign="center" o:hrstd="t" o:hr="t" fillcolor="#a0a0a0" stroked="f"/>
+          <v:rect id="_x0000_i1044" style="width:0;height:1.5pt" o:hralign="center" o:hrstd="t" o:hr="t" fillcolor="#a0a0a0" stroked="f"/>
         </w:pict>
       </w:r>
     </w:p>
@@ -1384,7 +1384,7 @@
     <w:p>
       <w:r>
         <w:pict w14:anchorId="6F3799A0">
-          <v:rect id="_x0000_i1225" style="width:0;height:1.5pt" o:hralign="center" o:hrstd="t" o:hr="t" fillcolor="#a0a0a0" stroked="f"/>
+          <v:rect id="_x0000_i1045" style="width:0;height:1.5pt" o:hralign="center" o:hrstd="t" o:hr="t" fillcolor="#a0a0a0" stroked="f"/>
         </w:pict>
       </w:r>
     </w:p>
@@ -1450,7 +1450,7 @@
     <w:p>
       <w:r>
         <w:pict w14:anchorId="430D8C08">
-          <v:rect id="_x0000_i1226" style="width:0;height:1.5pt" o:hralign="center" o:hrstd="t" o:hr="t" fillcolor="#a0a0a0" stroked="f"/>
+          <v:rect id="_x0000_i1046" style="width:0;height:1.5pt" o:hralign="center" o:hrstd="t" o:hr="t" fillcolor="#a0a0a0" stroked="f"/>
         </w:pict>
       </w:r>
     </w:p>
@@ -1515,7 +1515,7 @@
     <w:p>
       <w:r>
         <w:pict w14:anchorId="79C1E0F3">
-          <v:rect id="_x0000_i1227" style="width:0;height:1.5pt" o:hralign="center" o:hrstd="t" o:hr="t" fillcolor="#a0a0a0" stroked="f"/>
+          <v:rect id="_x0000_i1047" style="width:0;height:1.5pt" o:hralign="center" o:hrstd="t" o:hr="t" fillcolor="#a0a0a0" stroked="f"/>
         </w:pict>
       </w:r>
     </w:p>
@@ -1597,7 +1597,7 @@
     <w:p>
       <w:r>
         <w:pict w14:anchorId="1DDFC683">
-          <v:rect id="_x0000_i1228" style="width:0;height:1.5pt" o:hralign="center" o:hrstd="t" o:hr="t" fillcolor="#a0a0a0" stroked="f"/>
+          <v:rect id="_x0000_i1048" style="width:0;height:1.5pt" o:hralign="center" o:hrstd="t" o:hr="t" fillcolor="#a0a0a0" stroked="f"/>
         </w:pict>
       </w:r>
     </w:p>
@@ -1702,7 +1702,7 @@
     <w:p>
       <w:r>
         <w:pict w14:anchorId="2CCF495C">
-          <v:rect id="_x0000_i1229" style="width:0;height:1.5pt" o:hralign="center" o:hrstd="t" o:hr="t" fillcolor="#a0a0a0" stroked="f"/>
+          <v:rect id="_x0000_i1049" style="width:0;height:1.5pt" o:hralign="center" o:hrstd="t" o:hr="t" fillcolor="#a0a0a0" stroked="f"/>
         </w:pict>
       </w:r>
     </w:p>
@@ -1817,7 +1817,7 @@
     <w:p>
       <w:r>
         <w:pict w14:anchorId="273E29FC">
-          <v:rect id="_x0000_i1230" style="width:0;height:1.5pt" o:hralign="center" o:hrstd="t" o:hr="t" fillcolor="#a0a0a0" stroked="f"/>
+          <v:rect id="_x0000_i1050" style="width:0;height:1.5pt" o:hralign="center" o:hrstd="t" o:hr="t" fillcolor="#a0a0a0" stroked="f"/>
         </w:pict>
       </w:r>
     </w:p>
@@ -1849,7 +1849,7 @@
     <w:p>
       <w:r>
         <w:pict w14:anchorId="16DD810A">
-          <v:rect id="_x0000_i1231" style="width:0;height:1.5pt" o:hralign="center" o:hrstd="t" o:hr="t" fillcolor="#a0a0a0" stroked="f"/>
+          <v:rect id="_x0000_i1051" style="width:0;height:1.5pt" o:hralign="center" o:hrstd="t" o:hr="t" fillcolor="#a0a0a0" stroked="f"/>
         </w:pict>
       </w:r>
     </w:p>
@@ -1945,7 +1945,7 @@
     <w:p>
       <w:r>
         <w:pict w14:anchorId="4AAC23F7">
-          <v:rect id="_x0000_i1232" style="width:0;height:1.5pt" o:hralign="center" o:hrstd="t" o:hr="t" fillcolor="#a0a0a0" stroked="f"/>
+          <v:rect id="_x0000_i1052" style="width:0;height:1.5pt" o:hralign="center" o:hrstd="t" o:hr="t" fillcolor="#a0a0a0" stroked="f"/>
         </w:pict>
       </w:r>
     </w:p>
@@ -2027,7 +2027,7 @@
     <w:p>
       <w:r>
         <w:pict w14:anchorId="48EC9192">
-          <v:rect id="_x0000_i1233" style="width:0;height:1.5pt" o:hralign="center" o:hrstd="t" o:hr="t" fillcolor="#a0a0a0" stroked="f"/>
+          <v:rect id="_x0000_i1053" style="width:0;height:1.5pt" o:hralign="center" o:hrstd="t" o:hr="t" fillcolor="#a0a0a0" stroked="f"/>
         </w:pict>
       </w:r>
     </w:p>
@@ -2059,7 +2059,7 @@
     <w:p>
       <w:r>
         <w:pict w14:anchorId="36997BE3">
-          <v:rect id="_x0000_i1234" style="width:0;height:1.5pt" o:hralign="center" o:hrstd="t" o:hr="t" fillcolor="#a0a0a0" stroked="f"/>
+          <v:rect id="_x0000_i1054" style="width:0;height:1.5pt" o:hralign="center" o:hrstd="t" o:hr="t" fillcolor="#a0a0a0" stroked="f"/>
         </w:pict>
       </w:r>
     </w:p>
@@ -2079,6 +2079,12 @@
       </w:r>
     </w:p>
     <w:p>
+      <w:pPr>
+        <w:rPr>
+          <w:b/>
+          <w:bCs/>
+        </w:rPr>
+      </w:pPr>
       <w:r>
         <w:rPr>
           <w:b/>
@@ -2096,29 +2102,6 @@
       </w:pPr>
       <w:r>
         <w:rPr>
-          <w:rFonts w:ascii="Segoe UI Emoji" w:hAnsi="Segoe UI Emoji" w:cs="Segoe UI Emoji"/>
-          <w:b/>
-          <w:bCs/>
-        </w:rPr>
-        <w:t>⭐</w:t>
-      </w:r>
-      <w:r>
-        <w:rPr>
-          <w:b/>
-          <w:bCs/>
-        </w:rPr>
-        <w:t xml:space="preserve"> I recommend adding one more section that will make ATLAS unique</w:t>
-      </w:r>
-    </w:p>
-    <w:p>
-      <w:pPr>
-        <w:rPr>
-          <w:b/>
-          <w:bCs/>
-        </w:rPr>
-      </w:pPr>
-      <w:r>
-        <w:rPr>
           <w:b/>
           <w:bCs/>
         </w:rPr>
@@ -2177,12 +2160,12 @@
     </w:p>
     <w:p>
       <w:r>
+        <w:t xml:space="preserve">      ↓</w:t>
+      </w:r>
+    </w:p>
+    <w:p>
+      <w:r>
         <w:lastRenderedPageBreak/>
-        <w:t xml:space="preserve">      ↓</w:t>
-      </w:r>
-    </w:p>
-    <w:p>
-      <w:r>
         <w:t>Pattern Formation</w:t>
       </w:r>
     </w:p>
@@ -4671,6 +4654,7 @@
   <w:style w:type="character" w:default="1" w:styleId="DefaultParagraphFont">
     <w:name w:val="Default Paragraph Font"/>
     <w:uiPriority w:val="1"/>
+    <w:semiHidden/>
     <w:unhideWhenUsed/>
   </w:style>
   <w:style w:type="table" w:default="1" w:styleId="TableNormal">
